--- a/story-revised/CoG - Chapter 6 Scenario B With Tracking.docx
+++ b/story-revised/CoG - Chapter 6 Scenario B With Tracking.docx
@@ -77,7 +77,7 @@
     </w:p>
     <w:p>
       <w:r>
-        <w:t>[IF VIA PATH P3A1-B: Kael broke character and confronted Victor Thorne directly, risking everything on the chance that honesty might create an opening that deception could not. The confrontation had changed everything, shattering his cover but revealing possibilities he hadn't known existed.]</w:t>
+        <w:t>[IF VIA PATH P3A1-B: Kael broke character and confronted Victor Thorne directly, risking everything on the chance that honesty might create an opening that deception could not. The confrontation had changed everything, shattering his cover but revealing possibilities he hadn't known existed. Now he moved through the city as a marked man, neither fully inside the Thorne organization nor safely outside it.]</w:t>
       </w:r>
     </w:p>
     <w:p>
@@ -87,7 +87,7 @@
     </w:p>
     <w:p>
       <w:r>
-        <w:t>[IF VIA PATH P3B1-B: Kael took personal initiative while maintaining his position on the investigation team. The legal process was too slow; he had pursued independent leads that could accelerate the timeline. The impatience had yielded results, but at the cost of the DA's full trust.]</w:t>
+        <w:t>[IF VIA PATH P3B1-B: Kael took personal initiative while maintaining his position on the investigation team. The legal process was too slow; he had pursued independent leads that could accelerate the timeline. The impatience had yielded results, but at the cost of the DA's full trust. Now he walked a thin line between official sanction and rogue operation.]</w:t>
       </w:r>
     </w:p>
     <w:p>
@@ -131,12 +131,12 @@
     </w:p>
     <w:p>
       <w:r>
-        <w:t>Elara Vance stood beside him as the broadcast played, her face illuminated by the cold light of The Whisper's challenge. She had aged in the weeks since their alliance began, the strain of moving against her own brother carving new lines around her eyes and mouth. But her voice remained steady, controlled.</w:t>
-      </w:r>
-    </w:p>
-    <w:p>
-      <w:r>
-        <w:t>"He's forcing the confrontation. Accelerating the timeline." She turned to face him. "Victor will send people. The Whisper knows that. He's counting on it."</w:t>
+        <w:t>Elara Vance stood beside him as the broadcast played, her face illuminated by the cold light of The Whisper's challenge. She had aged in the weeks since their alliance began, the strain of moving against her own brother carving new lines around her eyes and mouth. But her voice remained steady, controlled, the voice of a woman who had learned to suppress emotion long before Kael ever met her.</w:t>
+      </w:r>
+    </w:p>
+    <w:p>
+      <w:r>
+        <w:t>"He's forcing the confrontation. Accelerating the timeline." She turned to face him. "Victor will send people. Probably already has. The Whisper knows that. He's counting on it."</w:t>
       </w:r>
     </w:p>
     <w:p>
@@ -151,7 +151,17 @@
     </w:p>
     <w:p>
       <w:r>
-        <w:t>The question hung in the air. Kael and Elara had been operating in a space between Victor and The Whisper, gathering evidence and building leverage. That moment had just been chosen for them.</w:t>
+        <w:t>The question hung in the air. Kael and Elara had been operating in a space between Victor and The Whisper, gathering evidence and building leverage, waiting for the optimal moment to strike. That moment had just been chosen for them.</w:t>
+      </w:r>
+    </w:p>
+    <w:p>
+      <w:r>
+        <w:t>"We go to Blackwood. We get Lila out before anyone else can use her. And we make sure the evidence we've collected survives whatever happens tonight."</w:t>
+      </w:r>
+    </w:p>
+    <w:p>
+      <w:r>
+        <w:t>Elara nodded slowly. "I have people. Not many that Victor doesn't know about, but enough. We can approach from the north, through the service roads that the official response won't be using."</w:t>
       </w:r>
     </w:p>
     <w:p>
@@ -172,12 +182,12 @@
     </w:p>
     <w:p>
       <w:r>
-        <w:t>Miller's safehouse was a converted warehouse in the industrial district, far from the eyes of colleagues who would ask uncomfortable questions. The screens here were older, the connection slower, but The Whisper's message played the same.</w:t>
-      </w:r>
-    </w:p>
-    <w:p>
-      <w:r>
-        <w:t>"Blackwood." Miller said the word like a curse. "He's bringing everyone back to where it started."</w:t>
+        <w:t>Miller's safehouse was a converted warehouse in the industrial district, far from the eyes of colleagues who would ask uncomfortable questions. The screens here were older, the connection slower, but The Whisper's message played the same on cheap monitors as on expensive ones.</w:t>
+      </w:r>
+    </w:p>
+    <w:p>
+      <w:r>
+        <w:t>"Blackwood." Miller said the word like a curse, which it was. "He's bringing everyone back to where it started. Poetic, in a twisted way."</w:t>
       </w:r>
     </w:p>
     <w:p>
@@ -187,7 +197,7 @@
     </w:p>
     <w:p>
       <w:r>
-        <w:t>"Of course it's a trap. The question is whether we spring it on our terms or his." Miller moved to check weapons with methodical efficiency. "We could move ahead of them, get inside before they even finish their briefings."</w:t>
+        <w:t>"Of course it's a trap. The question is whether we spring it on our terms or his." Miller moved to a table covered with equipment, checking weapons and communications gear with the methodical efficiency of a man who had prepared for violence many times before. "The official response will be a circus. Every agency fighting for jurisdiction, no one coordinating. We could move ahead of them, get inside before they even finish their briefings."</w:t>
       </w:r>
     </w:p>
     <w:p>
@@ -197,7 +207,7 @@
     </w:p>
     <w:p>
       <w:r>
-        <w:t>"Take on everyone. The Whisper, Victor's people, whoever else shows up. Collect the evidence, secure the witnesses, and disappear before anyone can pin responsibility."</w:t>
+        <w:t>"Take on everyone. The Whisper, Victor's people, whoever else shows up. Collect the evidence, secure the witnesses, and disappear before anyone can pin responsibility." Miller's smile was thin and cold. "We've been gathering leverage for weeks. Time to spend it."</w:t>
       </w:r>
     </w:p>
     <w:p>
@@ -218,17 +228,17 @@
     </w:p>
     <w:p>
       <w:r>
-        <w:t>Torres had called twice in the past hour, her messages increasingly urgent. The official response was mobilizing. Tactical teams were being briefed. The federal government was involved now.</w:t>
-      </w:r>
-    </w:p>
-    <w:p>
-      <w:r>
-        <w:t>But Kael's position was complicated. He had official backing, but he had also gone off-script. The trust he had built was fragile, dependent on results that hadn't fully materialized. Tonight would either vindicate his approach or destroy what remained of his credibility.</w:t>
-      </w:r>
-    </w:p>
-    <w:p>
-      <w:r>
-        <w:t>"Cross wants you to stay back," Torres said. "Let the professionals handle The Whisper. Your value is as a witness, not a combatant."</w:t>
+        <w:t>Torres had called twice in the past hour, her messages increasingly urgent. The official response was mobilizing. Tactical teams were being briefed. The federal government was involved now, marshals and FBI agents adding their weight to the operation. Cross wanted Kael to stay away, to let the professionals handle The Whisper, to preserve himself as a witness for the trials that would follow.</w:t>
+      </w:r>
+    </w:p>
+    <w:p>
+      <w:r>
+        <w:t>But Kael's position was complicated. He had official backing, but he had also gone off-script in ways that made his handlers nervous. The trust he had built was fragile, dependent on results that hadn't fully materialized. Tonight would either vindicate his approach or destroy what remained of his credibility.</w:t>
+      </w:r>
+    </w:p>
+    <w:p>
+      <w:r>
+        <w:t>"Cross wants you to stay back," Torres said when he finally answered. "Let the professionals handle The Whisper. Your value is as a witness, not a combatant."</w:t>
       </w:r>
     </w:p>
     <w:p>
@@ -238,7 +248,17 @@
     </w:p>
     <w:p>
       <w:r>
-        <w:t>The silence on the line was answer enough.</w:t>
+        <w:t>The silence on the line was answer enough. Torres understood the dilemma even if she couldn't officially acknowledge it.</w:t>
+      </w:r>
+    </w:p>
+    <w:p>
+      <w:r>
+        <w:t>"I can't sanction you going in," she said finally. "But I can tell you that the eastern approach will be the last to be secured. If someone were to use the old coal chute that Delaney mentioned, they might have a window before we lock everything down."</w:t>
+      </w:r>
+    </w:p>
+    <w:p>
+      <w:r>
+        <w:t>It wasn't permission. But it was close enough.</w:t>
       </w:r>
     </w:p>
     <w:p>
@@ -259,12 +279,48 @@
     </w:p>
     <w:p>
       <w:r>
-        <w:t>The loneliness was the hardest part. Kael had burned so many bridges, pushed away so many potential allies, that he found himself utterly alone at the moment when company would have been most valuable. Torres didn't fully trust him. Cross saw him as a liability. Miller wanted him dead or controlled. Elara saw him as a tool.</w:t>
-      </w:r>
-    </w:p>
-    <w:p>
-      <w:r>
-        <w:t>He had chosen this isolation. Chosen it because he couldn't trust anyone, couldn't risk anyone else's life on his mistakes. Now the cost of that choice was clear. He would face Blackwood alone, with nothing but his evidence and his determination to sustain him.</w:t>
+        <w:t>The loneliness was the hardest part. Kael had burned so many bridges over the past weeks, pushed away so many potential allies, that he found himself utterly alone at the moment when company would have been most valuable. Torres didn't fully trust him anymore. Cross saw him as a liability. Miller wanted him dead or controlled. Elara saw him as a tool to be used and discarded.</w:t>
+      </w:r>
+    </w:p>
+    <w:p>
+      <w:r>
+        <w:t>He had chosen this isolation, he reminded himself. Chosen it because he couldn't trust anyone, couldn't risk anyone else's life on his mistakes, couldn't bear the thought of watching another person die because of his failures. The independence had felt like strength when he was making the choice. Now it felt like a cage with no key.</w:t>
+      </w:r>
+    </w:p>
+    <w:p/>
+    <w:p>
+      <w:r>
+        <w:t>[IF COVER_BLOWN:</w:t>
+      </w:r>
+    </w:p>
+    <w:p>
+      <w:r>
+        <w:t>(Read this if you came via: P3A1-B)</w:t>
+      </w:r>
+    </w:p>
+    <w:p>
+      <w:r>
+        <w:t>The confrontation with Victor Thorne had changed everything. Kael had spent weeks building a cover, playing a role, becoming someone Victor believed he controlled. And then, in a single moment of brutal honesty, he had thrown it all away.</w:t>
+      </w:r>
+    </w:p>
+    <w:p>
+      <w:r>
+        <w:t>Victor knew now. Knew that Kael had been gathering information, building a case, waiting for the right moment to strike. The revelation hadn't destroyed Kael—Victor seemed almost impressed by the audacity—but it had transformed the dynamic entirely. Kael was no longer a tool to be used. He was a threat to be managed.</w:t>
+      </w:r>
+    </w:p>
+    <w:p>
+      <w:r>
+        <w:t>The city felt different now that his cover was blown. Every shadow might contain Victor's people. Every face on the street might be reporting his location. He moved through the urban landscape like a hunted animal, always watching, always listening, never quite able to relax.</w:t>
+      </w:r>
+    </w:p>
+    <w:p>
+      <w:r>
+        <w:t>The Whisper's message found him in a rented room he'd been using for three days, the maximum he allowed himself in any single location. Blackwood Asylum. Midnight. The endgame approaches.</w:t>
+      </w:r>
+    </w:p>
+    <w:p>
+      <w:r>
+        <w:t>For Kael, the endgame had already begun the moment he decided to stop pretending. Now he would discover what price honesty demanded.</w:t>
       </w:r>
     </w:p>
     <w:p>
@@ -275,6 +331,22 @@
     <w:p/>
     <w:p>
       <w:r>
+        <w:t>The message from The Whisper played on his phone's cracked screen, the killer's voice filling the empty room with promises and threats. Blackwood Asylum. Midnight. Everyone who owed a debt to the dead would pay it together.</w:t>
+      </w:r>
+    </w:p>
+    <w:p>
+      <w:r>
+        <w:t>Kael owed more debts than he could count. And he would face them alone, with nothing but his evidence and his determination to sustain him.</w:t>
+      </w:r>
+    </w:p>
+    <w:p>
+      <w:r>
+        <w:t>]</w:t>
+      </w:r>
+    </w:p>
+    <w:p/>
+    <w:p>
+      <w:r>
         <w:t>[IF HAS_LEDGER:</w:t>
       </w:r>
     </w:p>
@@ -285,17 +357,17 @@
     </w:p>
     <w:p>
       <w:r>
-        <w:t>The evidence spread across his table was the product of weeks of investigation, theft, and moral compromise. The Ledger, complete or partial, documenting decades of corruption and murder. Photographs of documents that should have been destroyed. Recordings of conversations that were never meant to be heard. Enough to bring down Victor Thorne, enough to reshape the city's power structure.</w:t>
-      </w:r>
-    </w:p>
-    <w:p>
-      <w:r>
-        <w:t>If he survived the night. If the evidence survived with him.</w:t>
-      </w:r>
-    </w:p>
-    <w:p>
-      <w:r>
-        <w:t>Kael gathered the materials, securing them in a waterproof bag strapped beneath his jacket. The evidence would go where he went. If he died, at least it would die with him rather than falling into the wrong hands.</w:t>
+        <w:t>The evidence spread across his table was the product of weeks of investigation, theft, and moral compromise. The Ledger, complete or partial, documenting decades of corruption and murder. Photographs of documents that should have been destroyed. Recordings of conversations that were never meant to be heard. Enough to bring down Victor Thorne, enough to reshape the city's power structure, enough to matter.</w:t>
+      </w:r>
+    </w:p>
+    <w:p>
+      <w:r>
+        <w:t>If he survived the night. If the evidence survived with him. If any of this meant anything at all.</w:t>
+      </w:r>
+    </w:p>
+    <w:p>
+      <w:r>
+        <w:t>Kael gathered the materials, securing them in a waterproof bag that he strapped to his chest beneath his jacket. The evidence would go where he went. If he died, at least it would die with him rather than falling into the wrong hands. But he had also made copies, distributed them to locations that only he knew about. Insurance against the worst outcomes.</w:t>
       </w:r>
     </w:p>
     <w:p>
@@ -316,12 +388,17 @@
     </w:p>
     <w:p>
       <w:r>
-        <w:t>The bullet wound in his shoulder had healed enough to allow movement, but the pain remained, a constant companion that sharpened his focus even as it drained his reserves. The doctors had warned him against strenuous activity. Kael had nodded and ignored them.</w:t>
-      </w:r>
-    </w:p>
-    <w:p>
-      <w:r>
-        <w:t>He tested his range of motion, feeling the pull of scar tissue and the deeper ache of damage that might never fully repair. Good enough. It would have to be good enough.</w:t>
+        <w:t>The bullet wound in his shoulder had healed enough to allow movement, but the pain remained, a constant companion that sharpened his focus even as it drained his reserves. The doctors had warned him against strenuous activity. Kael had nodded and ignored them. There were things more important than physical comfort, debts that couldn't wait for bodies to mend.</w:t>
+      </w:r>
+    </w:p>
+    <w:p>
+      <w:r>
+        <w:t>He tested his range of motion, feeling the pull of scar tissue and the deeper ache of damage that might never fully repair. His grip strength was compromised, his reaction time slower than it should be. In a firefight, these limitations could be fatal.</w:t>
+      </w:r>
+    </w:p>
+    <w:p>
+      <w:r>
+        <w:t>But he was going anyway. The wound was just another factor to account for, another variable in the calculation that would determine whether he lived or died tonight.</w:t>
       </w:r>
     </w:p>
     <w:p>
@@ -342,12 +419,17 @@
     </w:p>
     <w:p>
       <w:r>
-        <w:t>His face had been on every news broadcast since the gala confrontation, the man who had publicly accused Commissioner Shaw, the witness who had forced a reaction that could not be contained. The exposure had brought attention and danger in equal measure. People recognized him. Some offered support. Others offered threats.</w:t>
-      </w:r>
-    </w:p>
-    <w:p>
-      <w:r>
-        <w:t>The fame was a cage as much as a platform. Every movement tracked, every statement analyzed. He couldn't disappear into the shadows anymore. The shadows had been burned away by flashbulbs and camera lights.</w:t>
+        <w:t>His face had been on every news broadcast since the gala confrontation, the man who had publicly accused Commissioner Shaw, the witness who had forced a reaction that could not be contained or denied. The exposure had brought attention and danger in equal measure. People recognized him on the street. Some offered support. Others offered threats. A few had offered money for exclusive interviews, which Kael had declined with varying degrees of politeness.</w:t>
+      </w:r>
+    </w:p>
+    <w:p>
+      <w:r>
+        <w:t>The fame was a cage as much as a platform. Every movement was tracked, every statement analyzed, every decision scrutinized by an audience that had no understanding of what he had been through to reach this point. He couldn't disappear into the shadows anymore. The shadows had been burned away by flashbulbs and camera lights.</w:t>
+      </w:r>
+    </w:p>
+    <w:p>
+      <w:r>
+        <w:t>Tonight, that visibility would be a liability. The Whisper knew his face. Victor's people knew his face. Everyone at Blackwood would know exactly who he was the moment they saw him.</w:t>
       </w:r>
     </w:p>
     <w:p>
@@ -378,6 +460,11 @@
     </w:p>
     <w:p>
       <w:r>
+        <w:t>He had told Elara to wait, to keep building her case while Victor enjoyed his manufactured heroism. Now he wondered if waiting had been wise, or if he had simply delayed a confrontation that was always inevitable.</w:t>
+      </w:r>
+    </w:p>
+    <w:p>
+      <w:r>
         <w:t>]</w:t>
       </w:r>
     </w:p>
@@ -399,7 +486,12 @@
     </w:p>
     <w:p>
       <w:r>
-        <w:t>He didn't know if redemption was possible. He only knew that he had to try.</w:t>
+        <w:t>He didn't know if redemption was possible. He only knew that he had to try. The alternative was accepting that Sarah Vance's death had been meaningless, that his hesitation had condemned an innocent woman for nothing, that all the suffering since had served no purpose.</w:t>
+      </w:r>
+    </w:p>
+    <w:p>
+      <w:r>
+        <w:t>That was a conclusion Kael refused to accept. Not yet. Not until he had exhausted every possibility.</w:t>
       </w:r>
     </w:p>
     <w:p>
@@ -425,6 +517,11 @@
     </w:p>
     <w:p>
       <w:r>
+        <w:t>The asylum waited in the darkness ahead, patient as death itself, holding secrets that everyone wanted and no one should have.</w:t>
+      </w:r>
+    </w:p>
+    <w:p>
+      <w:r>
         <w:t>]</w:t>
       </w:r>
     </w:p>
@@ -442,57 +539,57 @@
     </w:p>
     <w:p>
       <w:r>
-        <w:t>[IF VIA PATH P1A2-A: Kael approached Blackwood as a public figure, his famous face a liability in a situation requiring stealth. The reckoning he had forced was now forcing him into direct confrontation.]</w:t>
-      </w:r>
-    </w:p>
-    <w:p>
-      <w:r>
-        <w:t>[IF VIA PATH P1B1-B: Kael coordinated with Elara's people, approaching from routes that Victor's forces wouldn't be watching. The revealed hand was about to play its final cards.]</w:t>
-      </w:r>
-    </w:p>
-    <w:p>
-      <w:r>
-        <w:t>[IF VIA PATH P1B2-A: Kael moved with partial official backing, his whistleblower status granting resources but limiting flexibility. The protected witness was becoming an active participant.]</w:t>
-      </w:r>
-    </w:p>
-    <w:p>
-      <w:r>
-        <w:t>[IF VIA PATH P1B2-B: Kael approached alone, his leverage over Miller useless in this moment. The puppet master had no strings to pull at Blackwood.]</w:t>
-      </w:r>
-    </w:p>
-    <w:p>
-      <w:r>
-        <w:t>[IF VIA PATH P2A1-B: Kael infiltrated without official sanction, the rogue agent pursuing leads that no one else would follow. The off-wire approach had brought him here.]</w:t>
-      </w:r>
-    </w:p>
-    <w:p>
-      <w:r>
-        <w:t>[IF VIA PATH P2A2-A: Kael moved with Miller, their outlaw alliance holding together through mutual need. Two men who trusted each other only because they had no choice.]</w:t>
-      </w:r>
-    </w:p>
-    <w:p>
-      <w:r>
-        <w:t>[IF VIA PATH P2B2-A: Kael used Miller's intelligence to navigate the approach, their coerced partnership yielding operational benefits despite its unstable foundation.]</w:t>
-      </w:r>
-    </w:p>
-    <w:p>
-      <w:r>
-        <w:t>[IF VIA PATH P3A1-B: Kael approached Blackwood having broken his cover with Thorne, the rebel's path leading to direct confrontation rather than subtle manipulation.]</w:t>
-      </w:r>
-    </w:p>
-    <w:p>
-      <w:r>
-        <w:t>[IF VIA PATH P3A2-A: Kael coordinated with Elara, their conspiracy against Victor reaching its climax in the ruins of Blackwood Asylum.]</w:t>
-      </w:r>
-    </w:p>
-    <w:p>
-      <w:r>
-        <w:t>[IF VIA PATH P3B1-B: Kael moved ahead of official response, his impatience driving him to act before the system could catch up. Personal initiative had brought him here first.]</w:t>
-      </w:r>
-    </w:p>
-    <w:p>
-      <w:r>
-        <w:t>[IF VIA PATH P4A1-A: Kael approached wounded but determined, his leverage over Elara ensuring her resources supported his infiltration. The knowledge he possessed was his shield.]</w:t>
+        <w:t>[IF VIA PATH P1A2-A: Kael approached Blackwood as a public figure, his famous face a liability in a situation requiring stealth. The reckoning he had forced was now forcing him into direct confrontation. Every guard, every operative, every camera would recognize him on sight. Speed would have to substitute for subtlety.]</w:t>
+      </w:r>
+    </w:p>
+    <w:p>
+      <w:r>
+        <w:t>[IF VIA PATH P1B1-B: Kael coordinated with Elara's people, approaching from routes that Victor's forces wouldn't be watching. The revealed hand was about to play its final cards. Trust in Elara's resources was a gamble, but it was better than going in alone.]</w:t>
+      </w:r>
+    </w:p>
+    <w:p>
+      <w:r>
+        <w:t>[IF VIA PATH P1B2-A: Kael moved with partial official backing, his whistleblower status granting resources but limiting flexibility. Torres had given him the hint about the eastern approach, but official sanction remained carefully unspoken. The protected witness was becoming an active participant, whether anyone liked it or not.]</w:t>
+      </w:r>
+    </w:p>
+    <w:p>
+      <w:r>
+        <w:t>[IF VIA PATH P1B2-B: Kael approached alone, his leverage over Miller useless in this moment. The puppet master had no strings to pull at Blackwood, no allies to call upon, no backup waiting in the wings. Whatever happened inside would be his alone to face.]</w:t>
+      </w:r>
+    </w:p>
+    <w:p>
+      <w:r>
+        <w:t>[IF VIA PATH P2A1-B: Kael infiltrated without official sanction, the rogue agent pursuing leads that no one else would follow. The off-wire approach had brought him here, to the edge of an abyss that had been waiting three years to swallow him whole.]</w:t>
+      </w:r>
+    </w:p>
+    <w:p>
+      <w:r>
+        <w:t>[IF VIA PATH P2A2-A: Kael moved with Miller, their outlaw alliance holding together through mutual need. Two men who trusted each other only because they had no choice, approaching a building that would test whatever fragile understanding they had built.]</w:t>
+      </w:r>
+    </w:p>
+    <w:p>
+      <w:r>
+        <w:t>[IF VIA PATH P2B2-A: Kael used Miller's intelligence to navigate the approach, their coerced partnership yielding operational benefits despite its unstable foundation. Miller's knowledge of The Whisper's patterns might be the edge they needed to survive the night.]</w:t>
+      </w:r>
+    </w:p>
+    <w:p>
+      <w:r>
+        <w:t>[IF VIA PATH P3A1-B: Kael approached Blackwood having broken his cover with Thorne, the rebel's path leading to direct confrontation rather than subtle manipulation. He was a known quantity now, which meant Victor's people would be looking for him specifically. The element of surprise had been traded for the freedom of honest action.]</w:t>
+      </w:r>
+    </w:p>
+    <w:p>
+      <w:r>
+        <w:t>[IF VIA PATH P3A2-A: Kael coordinated with Elara, their conspiracy against Victor reaching its climax in the ruins of Blackwood Asylum. Everything they had planned, everything they had risked, came down to the next few hours.]</w:t>
+      </w:r>
+    </w:p>
+    <w:p>
+      <w:r>
+        <w:t>[IF VIA PATH P3B1-B: Kael moved ahead of official response, his impatience driving him to act before the system could catch up. Personal initiative had brought him here first, but being first meant being alone until the cavalry arrived. If they arrived at all.]</w:t>
+      </w:r>
+    </w:p>
+    <w:p>
+      <w:r>
+        <w:t>[IF VIA PATH P4A1-A: Kael approached wounded but determined, his leverage over Elara ensuring her resources supported his infiltration. The knowledge he possessed was his shield, but shields only protected if you could hold them steady.]</w:t>
       </w:r>
     </w:p>
     <w:p/>
@@ -514,13 +611,19 @@
     </w:p>
     <w:p>
       <w:r>
-        <w:t>The perimeter security was concentrated near the main entrance, where the official assault would come. The eastern approach was dark, unmonitored, forgotten. Kael moved through the overgrown grounds with careful attention to every footfall, every shadow, every sound that might indicate he had been detected.</w:t>
+        <w:t>The perimeter security was concentrated near the main entrance, where the official assault would eventually come. The eastern approach was dark, unmonitored, forgotten by everyone except those who knew the building's history. Kael moved through the overgrown grounds with careful attention to every footfall, every shadow, every sound that might indicate he had been detected.</w:t>
       </w:r>
     </w:p>
     <w:p/>
     <w:p>
       <w:r>
-        <w:t>The asylum grounds had once been landscaped gardens, therapeutic spaces where troubled patients could walk among flowers. Now the gardens were wilderness, decades of neglect transforming cultivated beauty into chaotic growth. Dead trees clawed at the sky. Overgrown hedges created walls of thorns.</w:t>
+        <w:t>The asylum grounds had once been landscaped gardens, therapeutic spaces where troubled patients could walk among flowers and feel something approaching peace. Now the gardens were wilderness, decades of neglect transforming cultivated beauty into chaotic growth. Dead trees clawed at the sky like skeletal fingers. Overgrown hedges created walls of thorns that scratched at Kael's arms as he pushed through. The smell was decay and damp earth and something underneath, something organic, something that spoke of bodies returning to the soil.</w:t>
+      </w:r>
+    </w:p>
+    <w:p/>
+    <w:p>
+      <w:r>
+        <w:t>He paused at the base of the eastern wall, pressing himself into the shadows while he assessed the approach. The coal chute should be somewhere along this section, hidden behind years of vegetation and neglect. Finding it would require time he might not have.</w:t>
       </w:r>
     </w:p>
     <w:p>
@@ -541,17 +644,37 @@
     </w:p>
     <w:p>
       <w:r>
-        <w:t>Elara's people moved with him, shadows flowing across the dead grass. They reached the wall without incident, pressing themselves into the darkness.</w:t>
-      </w:r>
-    </w:p>
-    <w:p>
-      <w:r>
-        <w:t>"The coal chute should be fifty meters north," Kael said. "Behind a metal panel."</w:t>
-      </w:r>
-    </w:p>
-    <w:p>
-      <w:r>
-        <w:t>Elara nodded through the comm. "Go. We'll hold this position and cover your exit when it's time."</w:t>
+        <w:t>Elara's people moved with him, three shadows flowing across the dead grass with practiced efficiency. They reached the wall without incident, pressing themselves into the darkness where the stone met the earth. One of the operatives produced a small device and swept it along the wall's surface, checking for alarms or sensors that might betray their presence.</w:t>
+      </w:r>
+    </w:p>
+    <w:p>
+      <w:r>
+        <w:t>"Clear," he whispered. "Old construction. No electronic security on this section."</w:t>
+      </w:r>
+    </w:p>
+    <w:p>
+      <w:r>
+        <w:t>"The coal chute should be fifty meters north," Kael said. "Behind a metal panel, probably rusted shut by now."</w:t>
+      </w:r>
+    </w:p>
+    <w:p>
+      <w:r>
+        <w:t>Elara's voice came through the comm unit in his ear, calm and controlled despite the circumstances. "We have eyes on Victor's team. They're approaching from the northwest, moving fast. You have maybe fifteen minutes before they reach the building."</w:t>
+      </w:r>
+    </w:p>
+    <w:p>
+      <w:r>
+        <w:t>"Understood. What about the official response?"</w:t>
+      </w:r>
+    </w:p>
+    <w:p>
+      <w:r>
+        <w:t>"Staging near the main entrance. They'll breach on schedule, which gives you a window but not a long one. Whatever you're going to do, do it quickly."</w:t>
+      </w:r>
+    </w:p>
+    <w:p>
+      <w:r>
+        <w:t>Kael nodded to the operative beside him. "Go. We'll hold this position and cover your exit when it's time."</w:t>
       </w:r>
     </w:p>
     <w:p>
@@ -561,7 +684,7 @@
     </w:p>
     <w:p>
       <w:r>
-        <w:t>"My brother's people will recognize me. Inside the building, I'm a liability. Out here, I can coordinate extraction." Her voice carried urgency. "Find Lila. Get her out. Whatever happens to The Whisper is secondary."</w:t>
+        <w:t>"My brother's people will recognize me. Inside the building, I'm a liability. Out here, I can coordinate extraction and deal with any problems that arise." Her voice carried urgency. "Find Lila. Get her out. Whatever happens to The Whisper is secondary."</w:t>
       </w:r>
     </w:p>
     <w:p>
@@ -582,12 +705,12 @@
     </w:p>
     <w:p>
       <w:r>
-        <w:t>Miller moved beside him, surprisingly quiet for a man of his size. Years of experience, Kael supposed. Years of creeping through places he wasn't supposed to be.</w:t>
-      </w:r>
-    </w:p>
-    <w:p>
-      <w:r>
-        <w:t>"The chute is this way," Kael whispered, leading them along the wall's base.</w:t>
+        <w:t>Miller moved beside him through the darkness, surprisingly quiet for a man of his size. Years of experience, Kael supposed. Years of creeping through places he wasn't supposed to be, doing things he wasn't supposed to do. Whatever else Miller was, he was competent at this kind of work.</w:t>
+      </w:r>
+    </w:p>
+    <w:p>
+      <w:r>
+        <w:t>"The chute is this way," Kael whispered, leading them along the wall's base. The stone was cold and damp, slick with moisture that had accumulated from the night air. Their footsteps were silent on the dead grass.</w:t>
       </w:r>
     </w:p>
     <w:p>
@@ -602,17 +725,37 @@
     </w:p>
     <w:p>
       <w:r>
-        <w:t>"Delaney." Miller's voice carried weight. "He was a good cop once. Before Thorne got to him. Before all of us got corrupted."</w:t>
-      </w:r>
-    </w:p>
-    <w:p>
-      <w:r>
-        <w:t>They worked at the metal panel in silence, prying it loose. The coal chute beyond was dark and narrow, angling downward into blackness.</w:t>
-      </w:r>
-    </w:p>
-    <w:p>
-      <w:r>
-        <w:t>"After you," Miller said.</w:t>
+        <w:t>"Delaney." Miller's voice carried a weight of history. "He was a good cop once. Before Thorne got to him. Before all of us got corrupted by the same machine."</w:t>
+      </w:r>
+    </w:p>
+    <w:p>
+      <w:r>
+        <w:t>"Is that what happened to you? Corruption?"</w:t>
+      </w:r>
+    </w:p>
+    <w:p>
+      <w:r>
+        <w:t>"That's what happens to everyone, eventually. The only question is what form it takes." Miller paused at a section of wall where the stone had been patched with a sheet of corrugated metal. "This it?"</w:t>
+      </w:r>
+    </w:p>
+    <w:p>
+      <w:r>
+        <w:t>"Should be."</w:t>
+      </w:r>
+    </w:p>
+    <w:p>
+      <w:r>
+        <w:t>They worked at the metal in silence, prying it loose with tools Miller had brought. The coal chute beyond was dark and narrow, angling downward into blackness. The smell that emerged was dust and decay and something else, something organic, something that had died in the darkness and been left to rot.</w:t>
+      </w:r>
+    </w:p>
+    <w:p>
+      <w:r>
+        <w:t>"After you," Miller said, and Kael couldn't tell if it was courtesy or caution.</w:t>
+      </w:r>
+    </w:p>
+    <w:p>
+      <w:r>
+        <w:t>He drew his weapon and began the descent.</w:t>
       </w:r>
     </w:p>
     <w:p>
@@ -623,6 +766,57 @@
     <w:p/>
     <w:p>
       <w:r>
+        <w:t>[IF DA_ALLY_PARTIAL:</w:t>
+      </w:r>
+    </w:p>
+    <w:p>
+      <w:r>
+        <w:t>(Read this if you came via: P1B2-A, P3B1-B)</w:t>
+      </w:r>
+    </w:p>
+    <w:p>
+      <w:r>
+        <w:t>Torres's intel had been accurate. The eastern approach was unmonitored, at least for now. The official response was focused on the main entrance, establishing perimeters and coordinating with federal assets. They would eventually expand their coverage to include the entire building, but 'eventually' gave Kael a window he intended to use.</w:t>
+      </w:r>
+    </w:p>
+    <w:p>
+      <w:r>
+        <w:t>His earpiece crackled with tactical chatter, the official frequencies that Torres had quietly provided access to. The assault team was still staging, waiting for authorization that was caught in a bureaucratic tangle somewhere above. Every minute of delay was another minute Kael could use.</w:t>
+      </w:r>
+    </w:p>
+    <w:p>
+      <w:r>
+        <w:t>"Eastern perimeter remains unsecured," someone reported. "We don't have the personnel to cover it until backup arrives."</w:t>
+      </w:r>
+    </w:p>
+    <w:p>
+      <w:r>
+        <w:t>"Copy that. Maintain primary focus on the main entrance. The Whisper's most likely exit routes are to the north and west."</w:t>
+      </w:r>
+    </w:p>
+    <w:p>
+      <w:r>
+        <w:t>They were looking in the wrong direction. Kael intended to make sure they kept looking that way until he was inside.</w:t>
+      </w:r>
+    </w:p>
+    <w:p>
+      <w:r>
+        <w:t>The coal chute was exactly where Delaney had described, hidden behind a sheet of corrugated metal that had rusted to the color of dried blood. Kael worked at the edges with his knife, feeling the ancient metal give way with a screech that seemed impossibly loud in the silence. He froze, waiting for any response. Nothing. The sounds of the staging operation near the main entrance covered whatever noise he made.</w:t>
+      </w:r>
+    </w:p>
+    <w:p>
+      <w:r>
+        <w:t>The opening was narrow, barely wide enough for his shoulders. He would have to remove his jacket to fit through. Another complication, another variable to account for.</w:t>
+      </w:r>
+    </w:p>
+    <w:p>
+      <w:r>
+        <w:t>]</w:t>
+      </w:r>
+    </w:p>
+    <w:p/>
+    <w:p>
+      <w:r>
         <w:t>[IF NO_ALLIES:</w:t>
       </w:r>
     </w:p>
@@ -633,17 +827,27 @@
     </w:p>
     <w:p>
       <w:r>
-        <w:t>The metal panel yielded to his pry bar with a screech that seemed impossibly loud. Kael froze, waiting for shouts, for gunfire. Nothing. The patrols continued their routes, oblivious.</w:t>
-      </w:r>
-    </w:p>
-    <w:p>
-      <w:r>
-        <w:t>The chute was tighter than he had imagined, barely wide enough for his shoulders. He removed his jacket, secured it to his belt, and squeezed into the darkness. The walls pressed close on every side, the angle of descent steep enough that he had to brace himself with his elbows.</w:t>
-      </w:r>
-    </w:p>
-    <w:p>
-      <w:r>
-        <w:t>This was what it felt like to be swallowed. To descend into the belly of a beast alone.</w:t>
+        <w:t>The metal panel yielded to his pry bar with a screech that seemed impossibly loud in the night silence. Kael froze, pressing himself against the wall, waiting for shouts, for gunfire, for any indication that he had been heard. The seconds stretched into an eternity of anticipation.</w:t>
+      </w:r>
+    </w:p>
+    <w:p>
+      <w:r>
+        <w:t>Nothing. The patrols continued their distant routes near the main entrance, oblivious to the lone figure working at the building's forgotten eastern face. The official response hadn't expanded their perimeter yet. The Whisper's operatives were focused on the expected assault routes. Kael had found the gap in everyone's coverage.</w:t>
+      </w:r>
+    </w:p>
+    <w:p>
+      <w:r>
+        <w:t>The chute was tighter than he had imagined, barely wide enough for his shoulders. He removed his jacket, secured it to his belt, and squeezed into the darkness. The walls pressed close on every side, the angle of descent steep enough that he had to brace himself with his elbows to control his slide. Dust filled his nostrils, coating his throat, making each breath a labor.</w:t>
+      </w:r>
+    </w:p>
+    <w:p>
+      <w:r>
+        <w:t>This was what it felt like to be swallowed. To descend into the belly of a beast that had already tasted his failure and found it wanting. Kael pushed the thought aside and kept moving, inch by agonizing inch, toward whatever waited at the bottom.</w:t>
+      </w:r>
+    </w:p>
+    <w:p>
+      <w:r>
+        <w:t>The loneliness was absolute now. No voice in his ear, no partner at his side, no backup waiting to extract him if things went wrong. Whatever happened in the next few hours, he would face it alone. The isolation he had chosen had become his reality.</w:t>
       </w:r>
     </w:p>
     <w:p>
@@ -654,6 +858,42 @@
     <w:p/>
     <w:p>
       <w:r>
+        <w:t>[IF EXPOSED_OR_FAMOUS:</w:t>
+      </w:r>
+    </w:p>
+    <w:p>
+      <w:r>
+        <w:t>(Read this if you came via: P1A2-A)</w:t>
+      </w:r>
+    </w:p>
+    <w:p>
+      <w:r>
+        <w:t>His famous face was a liability he couldn't escape. Every camera, every guard, every operative in the building would recognize him on sight. The man who had publicly accused Commissioner Shaw, the witness whose face had been on every news broadcast for days. Anonymity was impossible.</w:t>
+      </w:r>
+    </w:p>
+    <w:p>
+      <w:r>
+        <w:t>Speed would have to substitute for stealth. Once he was inside the building, he would have to move fast, trust his memory of the layout from three years ago, and hope that The Whisper's focus on the main assault would leave gaps in his interior security.</w:t>
+      </w:r>
+    </w:p>
+    <w:p>
+      <w:r>
+        <w:t>The coal chute offered a way in that might not be watched. But once he emerged into the building proper, the clock would start ticking. He would be identified, reported, pursued. Whatever he was going to accomplish, he would have to accomplish it quickly.</w:t>
+      </w:r>
+    </w:p>
+    <w:p>
+      <w:r>
+        <w:t>Kael took a breath, steadied his nerves, and began his descent into the darkness. The metal walls of the chute pressed close, indifferent to fame or infamy. Down here, he was just another body in the dark.</w:t>
+      </w:r>
+    </w:p>
+    <w:p>
+      <w:r>
+        <w:t>]</w:t>
+      </w:r>
+    </w:p>
+    <w:p/>
+    <w:p>
+      <w:r>
         <w:t>[IF WOUNDED:</w:t>
       </w:r>
     </w:p>
@@ -664,12 +904,22 @@
     </w:p>
     <w:p>
       <w:r>
-        <w:t>The exertion pulled at his injured shoulder, sending waves of pain through his arm and chest. Kael gritted his teeth and kept moving. Pain was information, nothing more. Information that his body was damaged, that he was operating at reduced capacity, that any physical confrontation would put him at a severe disadvantage.</w:t>
-      </w:r>
-    </w:p>
-    <w:p>
-      <w:r>
-        <w:t>He couldn't afford to slow down. The wound would either hold or it wouldn't. Either way, he was going forward.</w:t>
+        <w:t>The exertion of the approach had already aggravated his injury. Each movement pulled at the healing tissue in his shoulder, sending waves of pain through his arm and chest. Kael gritted his teeth and kept moving. Pain was information, nothing more. Information that his body was damaged, that he was operating at reduced capacity, that any physical confrontation would put him at a severe disadvantage.</w:t>
+      </w:r>
+    </w:p>
+    <w:p>
+      <w:r>
+        <w:t>The descent through the coal chute was worse. The narrow passage required him to brace himself with both arms, putting pressure on muscles that screamed in protest. By the time he reached the bottom, his shirt was soaked with sweat and his vision was swimming at the edges.</w:t>
+      </w:r>
+    </w:p>
+    <w:p>
+      <w:r>
+        <w:t>He paused in the basement corridor, leaning against the damp wall, waiting for the worst of the pain to pass. His body wanted rest. His body wanted to stop. His body was going to have to wait.</w:t>
+      </w:r>
+    </w:p>
+    <w:p>
+      <w:r>
+        <w:t>Kael pushed himself off the wall and began moving toward the stairs. The wound would either hold or it wouldn't. Either way, he was going forward.</w:t>
       </w:r>
     </w:p>
     <w:p>
@@ -685,31 +935,37 @@
     </w:p>
     <w:p>
       <w:r>
-        <w:t>The chute deposited him in a basement corridor that the years had not treated kindly. Water damage had warped the walls, creating organic curves that made the passageway feel alive. Pipes ran along the ceiling, some intact and others burst, dripping moisture that had accumulated into stagnant pools.</w:t>
+        <w:t>The chute deposited him in a basement corridor that the years had not treated kindly. Water damage had warped the walls, creating organic curves that made the passageway feel alive, like walking through the intestines of some vast sleeping creature. Pipes ran along the ceiling, some intact and others burst open, dripping moisture that had accumulated into stagnant pools on the floor. The smell was mold and decay and the particular mustiness of places that had been sealed away from air and light for too long.</w:t>
       </w:r>
     </w:p>
     <w:p/>
     <w:p>
       <w:r>
-        <w:t>He moved carefully, testing each footfall, listening for any sound that might indicate he wasn't alone. The basement was silent except for the drip of water and the distant rumble of what might have been the official assault beginning far above.</w:t>
+        <w:t>He moved carefully, testing each footfall before committing his weight, listening for any sound that might indicate he wasn't alone. The basement was silent except for the drip of water and the distant rumble of what might have been the official assault beginning far above. The cavalry was engaging The Whisper's defenses. Whatever window Kael had was closing.</w:t>
       </w:r>
     </w:p>
     <w:p/>
     <w:p>
       <w:r>
-        <w:t>The stairs emerged from the darkness, a concrete stairwell that rose toward the upper floors. Kael climbed silently, his weapon drawn, his senses straining. The sounds of combat grew clearer as he ascended. The tactical teams had breached the main entrance, drawing The Whisper's attention exactly as he had hoped.</w:t>
+        <w:t>The stairs emerged from the darkness, a concrete stairwell that rose toward the upper floors. Kael climbed silently, his weapon drawn, his senses straining for any indication of danger. On the second floor, he paused, listening. Footsteps above. Movement. Someone was in the building who wasn't part of the assault team.</w:t>
       </w:r>
     </w:p>
     <w:p/>
     <w:p>
       <w:r>
-        <w:t>The third floor corridor was different from the levels below. Dark wood paneling, warped by water damage. Framed certificates hanging at angles on the walls. At the end of the corridor, light spilled from an open doorway.</w:t>
+        <w:t>He pressed himself into an alcove as a figure passed the stairwell entrance, one of The Whisper's operatives moving toward the sounds of combat. The man didn't look down. Kael held his breath until the footsteps faded, then continued his ascent.</w:t>
       </w:r>
     </w:p>
     <w:p/>
     <w:p>
       <w:r>
-        <w:t>The surgical theater. The stage where everything had begun.</w:t>
+        <w:t>The third floor corridor stretched before him, dark wood paneling warped by water damage, framed certificates hanging at angles on the walls. This had been the administrative section once, offices and treatment rooms where doctors had made decisions about patient care. Now it was a tomb for paper and pretense, the trappings of authority rotting alongside the building that had housed them.</w:t>
+      </w:r>
+    </w:p>
+    <w:p/>
+    <w:p>
+      <w:r>
+        <w:t>At the end of the corridor, light spilled from an open doorway. The surgical theater. The stage where everything had begun. The place where it would finally end.</w:t>
       </w:r>
     </w:p>
     <w:p>
@@ -731,57 +987,57 @@
     </w:p>
     <w:p>
       <w:r>
-        <w:t>[IF VIA PATH P1A2-A: Kael infiltrated Blackwood despite his public profile, the man who had forced the reckoning now facing its conclusion.]</w:t>
-      </w:r>
-    </w:p>
-    <w:p>
-      <w:r>
-        <w:t>[IF VIA PATH P1B1-B: Kael navigated Blackwood with Elara's support, the revealed hand about to play its final cards.]</w:t>
-      </w:r>
-    </w:p>
-    <w:p>
-      <w:r>
-        <w:t>[IF VIA PATH P1B2-A: Kael moved through Blackwood with partial official backing, the whistleblower becoming combatant.]</w:t>
-      </w:r>
-    </w:p>
-    <w:p>
-      <w:r>
-        <w:t>[IF VIA PATH P1B2-B: Kael reached the surgical theater alone, the puppet master's strings useless in this moment.]</w:t>
-      </w:r>
-    </w:p>
-    <w:p>
-      <w:r>
-        <w:t>[IF VIA PATH P2A1-B: Kael arrived at the confrontation having gone completely off-wire, the rogue agent's path leading here.]</w:t>
-      </w:r>
-    </w:p>
-    <w:p>
-      <w:r>
-        <w:t>[IF VIA PATH P2A2-A: Kael and Miller reached the surgical theater together, their outlaw alliance facing its ultimate test.]</w:t>
-      </w:r>
-    </w:p>
-    <w:p>
-      <w:r>
-        <w:t>[IF VIA PATH P2B2-A: Kael approached with Miller's intelligence guiding him, their coerced partnership proving its value.]</w:t>
-      </w:r>
-    </w:p>
-    <w:p>
-      <w:r>
-        <w:t>[IF VIA PATH P3A1-B: Kael reached the confrontation having already broken his cover, the rebel's path demanding direct action.]</w:t>
-      </w:r>
-    </w:p>
-    <w:p>
-      <w:r>
-        <w:t>[IF VIA PATH P3A2-A: Kael arrived as Elara's co-conspirator, their plot against Victor reaching its climax.]</w:t>
-      </w:r>
-    </w:p>
-    <w:p>
-      <w:r>
-        <w:t>[IF VIA PATH P3B1-B: Kael reached the surgical theater ahead of official response, his impatience justified by timing.]</w:t>
-      </w:r>
-    </w:p>
-    <w:p>
-      <w:r>
-        <w:t>[IF VIA PATH P4A1-A: Kael arrived wounded but determined, his leverage and knowledge his greatest weapons.]</w:t>
+        <w:t>[IF VIA PATH P1A2-A: Kael infiltrated Blackwood despite his public profile, moving fast through the basement and patient wards while the official assault provided cover. The man who had forced the reckoning was now facing its conclusion.]</w:t>
+      </w:r>
+    </w:p>
+    <w:p>
+      <w:r>
+        <w:t>[IF VIA PATH P1B1-B: Kael navigated Blackwood with Elara's support, her operatives providing intelligence on enemy positions while he made his way to the surgical theater. The revealed hand was about to play its final cards.]</w:t>
+      </w:r>
+    </w:p>
+    <w:p>
+      <w:r>
+        <w:t>[IF VIA PATH P1B2-A: Kael moved through Blackwood with partial official backing, using Torres's intelligence and the assault team's distraction to reach the third floor. The whistleblower was becoming combatant.]</w:t>
+      </w:r>
+    </w:p>
+    <w:p>
+      <w:r>
+        <w:t>[IF VIA PATH P1B2-B: Kael reached the surgical theater alone, having navigated the asylum's depths without backup or support. The puppet master's strings were useless here; only his own skills would determine what happened next.]</w:t>
+      </w:r>
+    </w:p>
+    <w:p>
+      <w:r>
+        <w:t>[IF VIA PATH P2A1-B: Kael arrived at the confrontation having gone completely off-wire, the rogue agent's path leading through darkness to this moment of truth.]</w:t>
+      </w:r>
+    </w:p>
+    <w:p>
+      <w:r>
+        <w:t>[IF VIA PATH P2A2-A: Kael and Miller reached the surgical theater together, their outlaw alliance facing its ultimate test. Whatever trust they had built would be measured against the crisis ahead.]</w:t>
+      </w:r>
+    </w:p>
+    <w:p>
+      <w:r>
+        <w:t>[IF VIA PATH P2B2-A: Kael approached with Miller's intelligence guiding him, their coerced partnership proving its value in the navigation of The Whisper's defenses.]</w:t>
+      </w:r>
+    </w:p>
+    <w:p>
+      <w:r>
+        <w:t>[IF VIA PATH P3A1-B: Kael reached the confrontation having already broken his cover, the rebel's path demanding direct action over subtle manipulation. There was no more pretending; only truth remained.]</w:t>
+      </w:r>
+    </w:p>
+    <w:p>
+      <w:r>
+        <w:t>[IF VIA PATH P3A2-A: Kael arrived as Elara's co-conspirator, their plot against Victor reaching its climax in the room where Sarah Vance had died.]</w:t>
+      </w:r>
+    </w:p>
+    <w:p>
+      <w:r>
+        <w:t>[IF VIA PATH P3B1-B: Kael reached the surgical theater ahead of official response, his impatience justified by timing. He had arrived first, which meant he would face The Whisper first.]</w:t>
+      </w:r>
+    </w:p>
+    <w:p>
+      <w:r>
+        <w:t>[IF VIA PATH P4A1-A: Kael arrived wounded but determined, his knowledge and leverage carrying him through pain that would have stopped lesser men. The confrontation would test more than his resolve.]</w:t>
       </w:r>
     </w:p>
     <w:p/>
@@ -803,19 +1059,25 @@
     </w:p>
     <w:p>
       <w:r>
-        <w:t>Thomas Crane stood at the center of the room with the calm authority of a man in his natural environment. His hair had gone white, his face carved into lines that mapped decades of grief. But his eyes were unchanged. Clear, calm, utterly without mercy.</w:t>
+        <w:t>Thomas Crane stood at the center of the room with the calm authority of a man in his natural environment. His hair had gone entirely white, his face carved into lines that mapped decades of grief and violence. But his eyes were unchanged from the night he had killed Sarah Vance—clear, calm, utterly without mercy. The eyes of a man who had made peace with what he was and found that peace sufficient.</w:t>
       </w:r>
     </w:p>
     <w:p/>
     <w:p>
       <w:r>
-        <w:t>Lila Thorne lay on the operating table, bound with medical restraints, tape across her mouth. Her eyes moved between Kael and The Whisper with the desperate calculation of someone trying to identify which monster was more dangerous.</w:t>
+        <w:t>Lila Thorne lay on the operating table, bound with medical restraints that had been designed for patients far more dangerous than a frightened woman. Tape covered her mouth, muffling whatever words she was trying to speak. Her eyes were wide with terror, moving between Kael and The Whisper with the desperate calculation of someone trying to identify which monster was more dangerous.</w:t>
       </w:r>
     </w:p>
     <w:p/>
     <w:p>
       <w:r>
-        <w:t>"Mr. Rourke." The Whisper's voice carried warmth that was deeply unsettling. "I was hoping you'd find your way here."</w:t>
+        <w:t>The battery-powered lanterns arranged around the room cast shadows that seemed to move independently, dancing on walls that had witnessed too much suffering. The surgical equipment was ancient, rusted, tools that had been used for healing perverted into instruments of torment over the years since the asylum's closure.</w:t>
+      </w:r>
+    </w:p>
+    <w:p/>
+    <w:p>
+      <w:r>
+        <w:t>"Mr. Rourke." The Whisper's voice carried warmth that was deeply unsettling given the circumstances. "I was hoping you'd find your way here. The others are making such a mess of things downstairs, but you—you understand that the real conversation happens up here, doesn't it?"</w:t>
       </w:r>
     </w:p>
     <w:p>
@@ -836,22 +1098,22 @@
     </w:p>
     <w:p>
       <w:r>
-        <w:t>"Elara sends her regards." The words felt hollow, scripted.</w:t>
-      </w:r>
-    </w:p>
-    <w:p>
-      <w:r>
-        <w:t>The Whisper's smile was knowing. "Elara. The younger sister. She's been moving against Victor, hasn't she? I've watched her gathering evidence, recruiting assets, positioning herself." His laugh was soft. "Victor doesn't know. He still trusts her. It's almost beautiful."</w:t>
-      </w:r>
-    </w:p>
-    <w:p>
-      <w:r>
-        <w:t>"If you kill Lila, you destroy any chance of Elara completing that destruction. Victor will go to ground, tighten his security."</w:t>
-      </w:r>
-    </w:p>
-    <w:p>
-      <w:r>
-        <w:t>"And you think that matters to me? I've been waiting twenty years. What's another decade?"</w:t>
+        <w:t>"Elara sends her regards." The words felt hollow, scripted, but they were the opening Kael needed.</w:t>
+      </w:r>
+    </w:p>
+    <w:p>
+      <w:r>
+        <w:t>The Whisper's smile was knowing. "Elara. The younger Vance. Sarah's little sister, all grown up and playing the game better than anyone expected." He tilted his head, studying Kael with unsettling intensity. "She's been moving against Victor, hasn't she? I've watched her gathering evidence, recruiting assets, positioning herself for the succession war. Victor doesn't know. He still trusts her. It's almost beautiful, the way she's destroying him from within."</w:t>
+      </w:r>
+    </w:p>
+    <w:p>
+      <w:r>
+        <w:t>"If you kill Lila, you destroy any chance of Elara completing that destruction. Victor will go to ground, tighten his security, eliminate anyone he can't absolutely control."</w:t>
+      </w:r>
+    </w:p>
+    <w:p>
+      <w:r>
+        <w:t>"And you think that matters to me? I've been waiting twenty years for justice. What's another decade of hunting?" The Whisper's laugh was soft and cold. "But you raise an interesting point. Elara's conspiracy serves some of my goals, even if our methods differ. Perhaps we can find an accommodation."</w:t>
       </w:r>
     </w:p>
     <w:p>
@@ -872,22 +1134,22 @@
     </w:p>
     <w:p>
       <w:r>
-        <w:t>Miller stood beside Kael, the uneasy truce holding. The Whisper acknowledged Miller's presence with a slight nod.</w:t>
-      </w:r>
-    </w:p>
-    <w:p>
-      <w:r>
-        <w:t>"Detective Miller. The corrupt cop who couldn't decide which master to serve. I have extensive documentation of your crimes. Enough to ensure prison for life, if I chose to release it."</w:t>
-      </w:r>
-    </w:p>
-    <w:p>
-      <w:r>
-        <w:t>"Then release it." Miller's voice was tired. "I've stopped caring about consequences. I'm just here to see how this ends."</w:t>
-      </w:r>
-    </w:p>
-    <w:p>
-      <w:r>
-        <w:t>"How refreshingly honest."</w:t>
+        <w:t>Miller stood beside Kael, weapon raised, the uneasy truce between them holding despite the tension. The Whisper acknowledged Miller's presence with a slight nod, as if greeting an old acquaintance.</w:t>
+      </w:r>
+    </w:p>
+    <w:p>
+      <w:r>
+        <w:t>"Detective Miller. The corrupt cop who couldn't decide which master to serve. I have extensive documentation of your crimes, you know. Enough to ensure you spend the rest of your life in prison, if I chose to release it."</w:t>
+      </w:r>
+    </w:p>
+    <w:p>
+      <w:r>
+        <w:t>"Then release it." Miller's voice was tired, defeated in a way Kael had never heard before. "I've stopped caring about consequences. I'm just here to see how this ends."</w:t>
+      </w:r>
+    </w:p>
+    <w:p>
+      <w:r>
+        <w:t>"How refreshingly honest. Despair has a way of clarifying priorities, doesn't it?" The Whisper's attention shifted back to Kael. "Your partner is broken, Mr. Rourke. Whatever alliance you've built with him, it won't survive this night. The question is whether you will."</w:t>
       </w:r>
     </w:p>
     <w:p>
@@ -898,6 +1160,57 @@
     <w:p/>
     <w:p>
       <w:r>
+        <w:t>[IF DA_ALLY_PARTIAL:</w:t>
+      </w:r>
+    </w:p>
+    <w:p>
+      <w:r>
+        <w:t>(Read this if you came via: P1B2-A, P3B1-B)</w:t>
+      </w:r>
+    </w:p>
+    <w:p>
+      <w:r>
+        <w:t>Torres's voice crackled in his earpiece, nearly lost in static and the sounds of combat echoing through the building. "Rourke, what's your position? We're breaching the third floor in two minutes."</w:t>
+      </w:r>
+    </w:p>
+    <w:p>
+      <w:r>
+        <w:t>"I have eyes on The Whisper. He has Lila Thorne. It's a standoff."</w:t>
+      </w:r>
+    </w:p>
+    <w:p>
+      <w:r>
+        <w:t>"Copy. Can you keep him talking? We need time to secure the floor."</w:t>
+      </w:r>
+    </w:p>
+    <w:p>
+      <w:r>
+        <w:t>"I'll try."</w:t>
+      </w:r>
+    </w:p>
+    <w:p>
+      <w:r>
+        <w:t>The Whisper watched him with amused patience, clearly aware that Kael was communicating with someone outside the room. "The cavalry is coming. How reassuring. Do they know you're here against orders? Does Cross know his pet whistleblower has gone off-leash?"</w:t>
+      </w:r>
+    </w:p>
+    <w:p>
+      <w:r>
+        <w:t>"Cross knows I do what needs to be done."</w:t>
+      </w:r>
+    </w:p>
+    <w:p>
+      <w:r>
+        <w:t>"Does he? How convenient to have such understanding employers. I wonder if that understanding will survive what happens in the next few minutes."</w:t>
+      </w:r>
+    </w:p>
+    <w:p>
+      <w:r>
+        <w:t>]</w:t>
+      </w:r>
+    </w:p>
+    <w:p/>
+    <w:p>
+      <w:r>
         <w:t>[IF NO_ALLIES:</w:t>
       </w:r>
     </w:p>
@@ -908,12 +1221,12 @@
     </w:p>
     <w:p>
       <w:r>
-        <w:t>The loneliness pressed against Kael like a physical weight. No backup. No extraction plan. No one who knew where he was or cared whether he survived. He had chosen this isolation, and now he faced The Whisper alone.</w:t>
-      </w:r>
-    </w:p>
-    <w:p>
-      <w:r>
-        <w:t>"You came alone," The Whisper observed. "That's either very brave or very foolish."</w:t>
+        <w:t>The loneliness pressed against Kael like a physical weight. No backup. No extraction plan. No one who knew where he was or cared whether he survived. He had chosen this isolation, and now he faced The Whisper alone, with only his weapon, his evidence, and his guilt as allies.</w:t>
+      </w:r>
+    </w:p>
+    <w:p>
+      <w:r>
+        <w:t>"You came alone," The Whisper observed with what sounded like genuine curiosity. "That's either very brave or very foolish. Perhaps both. I respect the courage, even if I question the wisdom."</w:t>
       </w:r>
     </w:p>
     <w:p>
@@ -923,7 +1236,17 @@
     </w:p>
     <w:p>
       <w:r>
-        <w:t>"Honesty. I appreciate that."</w:t>
+        <w:t>"Honesty. I appreciate that. So few people are honest anymore. They hide behind procedures and justifications, pretending their cruelty is righteousness. You, at least, acknowledge what you are."</w:t>
+      </w:r>
+    </w:p>
+    <w:p>
+      <w:r>
+        <w:t>"And what am I?"</w:t>
+      </w:r>
+    </w:p>
+    <w:p>
+      <w:r>
+        <w:t>"A man trying to balance scales that will never balance. A man who made a terrible mistake and has been trying to atone for it ever since. A man who might, under different circumstances, have understood exactly what I'm doing here."</w:t>
       </w:r>
     </w:p>
     <w:p>
@@ -944,7 +1267,7 @@
     </w:p>
     <w:p>
       <w:r>
-        <w:t>"I have the Ledger," Kael said. "Complete documentation of Victor Thorne's crimes. Everything you've been fighting to expose for twenty years."</w:t>
+        <w:t>"I have the Ledger," Kael said. "Complete documentation of Victor Thorne's crimes. Every payment, every order, every body. Everything you've been fighting to expose for twenty years."</w:t>
       </w:r>
     </w:p>
     <w:p>
@@ -959,7 +1282,22 @@
     </w:p>
     <w:p>
       <w:r>
-        <w:t>"That's not how negotiations work. Show me the evidence, and then we'll discuss terms."</w:t>
+        <w:t>"That's not how negotiations work, Mr. Rourke. Show me the evidence, and then we'll discuss terms."</w:t>
+      </w:r>
+    </w:p>
+    <w:p>
+      <w:r>
+        <w:t>Kael reached slowly into his jacket, withdrawing the waterproof bag that contained weeks of investigation compressed into documents and photographs. He held it up, letting The Whisper see what decades of corruption looked like when reduced to paper.</w:t>
+      </w:r>
+    </w:p>
+    <w:p>
+      <w:r>
+        <w:t>"This goes to the press, to the FBI, to everyone who should have acted twenty years ago and didn't. Victor Thorne goes down. Shaw goes down. The entire conspiracy unravels."</w:t>
+      </w:r>
+    </w:p>
+    <w:p>
+      <w:r>
+        <w:t>"Through legal channels." The Whisper's voice carried contempt. "Through the same system that let my daughter's killers walk free. You'll excuse me if I'm skeptical of that approach."</w:t>
       </w:r>
     </w:p>
     <w:p>
@@ -980,12 +1318,12 @@
     </w:p>
     <w:p>
       <w:r>
-        <w:t>The pain in his shoulder had settled into a constant throb, a metronome counting down the minutes until his body failed him. He kept his weapon steady through force of will, knowing that any tremor would be noticed, exploited.</w:t>
-      </w:r>
-    </w:p>
-    <w:p>
-      <w:r>
-        <w:t>The Whisper's eyes flicked to the stiffness in Kael's posture. "You're wounded. The gala, I assume. Victor's people are enthusiastic but imprecise."</w:t>
+        <w:t>The pain in his shoulder had settled into a constant fire, his vision occasionally darkening at the edges as his body demanded rest he couldn't afford to give it. He kept his weapon steady through force of will alone, knowing that any tremor would be noticed and exploited.</w:t>
+      </w:r>
+    </w:p>
+    <w:p>
+      <w:r>
+        <w:t>The Whisper's eyes flicked to the stiffness in Kael's posture, the slight favoring of his wounded side. "You're injured. The infection is spreading, isn't it? I can see it in the way you hold yourself, the sweat on your forehead, the slight tremor in your hands. Another day, maybe two, and you won't be holding anything at all."</w:t>
       </w:r>
     </w:p>
     <w:p>
@@ -995,6 +1333,11 @@
     </w:p>
     <w:p>
       <w:r>
+        <w:t>"Admirable determination. Foolish, perhaps, but admirable. I wonder if that determination will hold when the adrenaline fades and the fever takes full hold."</w:t>
+      </w:r>
+    </w:p>
+    <w:p>
+      <w:r>
         <w:t>]</w:t>
       </w:r>
     </w:p>
@@ -1012,13 +1355,13 @@
     <w:p/>
     <w:p>
       <w:r>
-        <w:t>"Everyone is part of it. That's what the guilty never understand." The Whisper's blade traced a line along Lila's arm, not cutting, just promising. "My daughter was part of it. Sarah Vance was part of it. Now Lila is part of it."</w:t>
+        <w:t>"Everyone is part of it. That's what the guilty never understand." The Whisper's blade traced a line along Lila's arm, not cutting, just promising. "My daughter was part of it. Sarah Vance was part of it. Every victim, every witness, every person who looked away and let the corruption spread. Now Lila is part of it too."</w:t>
       </w:r>
     </w:p>
     <w:p/>
     <w:p>
       <w:r>
-        <w:t>"And killing her accomplishes what? Victor loses a sister. You lose your leverage. Nothing changes."</w:t>
+        <w:t>"And killing her accomplishes what? Victor loses a sister. You lose your leverage. The tactical teams breach this room in minutes and either kill you or take you prisoner. Nothing changes."</w:t>
       </w:r>
     </w:p>
     <w:p/>
@@ -1030,7 +1373,7 @@
     <w:p/>
     <w:p>
       <w:r>
-        <w:t>The silence stretched between them. Kael could hear the distant sounds of combat, the official assault drawing closer. Time was running out for all of them.</w:t>
+        <w:t>The silence stretched between them, thick with twenty years of accumulated pain. Kael could hear the distant sounds of combat, the official assault drawing closer. Time was running out for all of them.</w:t>
       </w:r>
     </w:p>
     <w:p/>
@@ -1060,43 +1403,61 @@
     <w:p/>
     <w:p>
       <w:r>
-        <w:t>"You hesitated once," The Whisper said. "At this very table. Sarah Vance died because you hesitated."</w:t>
+        <w:t>"You hesitated once," The Whisper said softly. "At this very table. Sarah Vance died because you hesitated. Why should I trust a man whose inaction cost an innocent woman her life?"</w:t>
       </w:r>
     </w:p>
     <w:p/>
     <w:p>
       <w:r>
-        <w:t>"I know. I've carried that every day since. But I'm not hesitating now. I'm asking you to make a different choice. To let the evidence speak instead of the blade."</w:t>
+        <w:t>"Because I've spent three years carrying that failure. Because I'm not hesitating now. I'm asking you to make a different choice. To let the evidence speak instead of the blade. To give justice a chance to work the way it should have worked all along."</w:t>
       </w:r>
     </w:p>
     <w:p/>
     <w:p>
       <w:r>
-        <w:t>For a long moment, nothing moved. Then, slowly, Thomas Crane lowered his weapon.</w:t>
+        <w:t>For a long moment, nothing moved. The Whisper's blade caught the light from the lanterns, steel that had tasted too much blood, that was hungry for more.</w:t>
       </w:r>
     </w:p>
     <w:p/>
     <w:p>
       <w:r>
-        <w:t>"Twenty years," he said quietly. "Twenty years of rage. And I'm so tired."</w:t>
+        <w:t>And then, slowly, Thomas Crane lowered the weapon.</w:t>
       </w:r>
     </w:p>
     <w:p/>
     <w:p>
       <w:r>
-        <w:t>He set the blade on the operating table and raised his empty hands. The tactical team burst through moments later, finding a killer who had finally chosen to stop.</w:t>
+        <w:t>"Twenty years," he said, his voice barely above a whisper. "Twenty years of rage. And I'm so tired, Mr. Rourke. So tired of the blood. So tired of being the monster they made me into."</w:t>
       </w:r>
     </w:p>
     <w:p/>
     <w:p>
       <w:r>
-        <w:t>Kael moved to Lila's side, cutting her restraints, helping her off the table while federal agents secured Thomas Crane. It was over. Not cleanly, not completely, but over.</w:t>
+        <w:t>He set the blade on the operating table, within Lila's terrified line of sight but no longer in his hand. Then he raised his empty palms in surrender.</w:t>
       </w:r>
     </w:p>
     <w:p/>
     <w:p>
       <w:r>
-        <w:t>Whatever came next, whether the system delivered justice or failed again, Kael had done what he could. The rogue's path had led somewhere after all.</w:t>
+        <w:t>"Take me in. Let the system have its chance. If it fails this time, the evidence I've gathered will be released anyway. Dead man's switches that no one can stop. But if it works..." He smiled, and for just a moment, Kael saw Thomas Crane instead of The Whisper. The grieving father instead of the serial killer. "If it works, maybe I can finally rest."</w:t>
+      </w:r>
+    </w:p>
+    <w:p/>
+    <w:p>
+      <w:r>
+        <w:t>The tactical team burst through the door moments later, weapons raised, trained on a threat that had already chosen to surrender. Kael moved to Lila's side, cutting her restraints, helping her off the operating table while federal agents secured Thomas Crane in handcuffs.</w:t>
+      </w:r>
+    </w:p>
+    <w:p/>
+    <w:p>
+      <w:r>
+        <w:t>It was over. Not cleanly, not completely, but over. Twenty years of murder and conspiracy ending not with a blade but with a surrender, not with vengeance but with the possibility of justice.</w:t>
+      </w:r>
+    </w:p>
+    <w:p/>
+    <w:p>
+      <w:r>
+        <w:t>Whether that possibility would become reality remained to be seen. But for the first time in three years, Kael allowed himself to hope that maybe, just maybe, the rogue's path had led somewhere worth reaching.</w:t>
       </w:r>
     </w:p>
     <w:p>
